--- a/Documentación/UC02 - Administrar Proveedores.docx
+++ b/Documentación/UC02 - Administrar Proveedores.docx
@@ -4,7 +4,7 @@
   <w:body>
     <w:p>
       <w:pPr>
-        <w:pStyle w:val="Ttulo"/>
+        <w:pStyle w:val="Title"/>
         <w:jc w:val="right"/>
         <w:rPr>
           <w:lang w:val="es-ES"/>
@@ -13,7 +13,7 @@
     </w:p>
     <w:p>
       <w:pPr>
-        <w:pStyle w:val="Ttulo"/>
+        <w:pStyle w:val="Title"/>
         <w:jc w:val="right"/>
         <w:rPr>
           <w:lang w:val="es-ES"/>
@@ -22,7 +22,7 @@
     </w:p>
     <w:p>
       <w:pPr>
-        <w:pStyle w:val="Ttulo"/>
+        <w:pStyle w:val="Title"/>
         <w:jc w:val="right"/>
         <w:rPr>
           <w:lang w:val="es-ES"/>
@@ -31,7 +31,7 @@
     </w:p>
     <w:p>
       <w:pPr>
-        <w:pStyle w:val="Ttulo"/>
+        <w:pStyle w:val="Title"/>
         <w:jc w:val="right"/>
         <w:rPr>
           <w:lang w:val="es-ES"/>
@@ -40,7 +40,7 @@
     </w:p>
     <w:p>
       <w:pPr>
-        <w:pStyle w:val="Ttulo"/>
+        <w:pStyle w:val="Title"/>
         <w:jc w:val="right"/>
         <w:rPr>
           <w:lang w:val="es-ES"/>
@@ -49,7 +49,7 @@
     </w:p>
     <w:p>
       <w:pPr>
-        <w:pStyle w:val="Ttulo"/>
+        <w:pStyle w:val="Title"/>
         <w:jc w:val="right"/>
         <w:rPr>
           <w:lang w:val="es-ES"/>
@@ -58,7 +58,7 @@
     </w:p>
     <w:p>
       <w:pPr>
-        <w:pStyle w:val="Ttulo"/>
+        <w:pStyle w:val="Title"/>
         <w:jc w:val="right"/>
         <w:rPr>
           <w:lang w:val="es-ES"/>
@@ -67,7 +67,7 @@
     </w:p>
     <w:p>
       <w:pPr>
-        <w:pStyle w:val="Ttulo"/>
+        <w:pStyle w:val="Title"/>
         <w:jc w:val="right"/>
         <w:rPr>
           <w:lang w:val="es-ES"/>
@@ -76,7 +76,7 @@
     </w:p>
     <w:p>
       <w:pPr>
-        <w:pStyle w:val="Ttulo"/>
+        <w:pStyle w:val="Title"/>
         <w:jc w:val="right"/>
         <w:rPr>
           <w:lang w:val="es-ES"/>
@@ -85,7 +85,7 @@
     </w:p>
     <w:p>
       <w:pPr>
-        <w:pStyle w:val="Ttulo"/>
+        <w:pStyle w:val="Title"/>
         <w:jc w:val="right"/>
         <w:rPr>
           <w:lang w:val="es-ES"/>
@@ -94,7 +94,7 @@
     </w:p>
     <w:p>
       <w:pPr>
-        <w:pStyle w:val="Ttulo"/>
+        <w:pStyle w:val="Title"/>
         <w:jc w:val="right"/>
         <w:rPr>
           <w:lang w:val="es-ES"/>
@@ -103,7 +103,7 @@
     </w:p>
     <w:p>
       <w:pPr>
-        <w:pStyle w:val="Ttulo"/>
+        <w:pStyle w:val="Title"/>
         <w:jc w:val="right"/>
         <w:rPr>
           <w:lang w:val="es-ES"/>
@@ -112,7 +112,7 @@
     </w:p>
     <w:p>
       <w:pPr>
-        <w:pStyle w:val="Ttulo"/>
+        <w:pStyle w:val="Title"/>
         <w:jc w:val="right"/>
         <w:rPr>
           <w:lang w:val="es-ES"/>
@@ -121,7 +121,7 @@
     </w:p>
     <w:p>
       <w:pPr>
-        <w:pStyle w:val="Ttulo"/>
+        <w:pStyle w:val="Title"/>
         <w:jc w:val="right"/>
         <w:rPr>
           <w:lang w:val="es-ES"/>
@@ -130,7 +130,7 @@
     </w:p>
     <w:p>
       <w:pPr>
-        <w:pStyle w:val="Ttulo"/>
+        <w:pStyle w:val="Title"/>
         <w:jc w:val="right"/>
         <w:rPr>
           <w:lang w:val="es-ES"/>
@@ -139,7 +139,7 @@
     </w:p>
     <w:p>
       <w:pPr>
-        <w:pStyle w:val="Ttulo"/>
+        <w:pStyle w:val="Title"/>
         <w:jc w:val="right"/>
         <w:rPr>
           <w:lang w:val="es-PE"/>
@@ -160,7 +160,7 @@
     </w:p>
     <w:p>
       <w:pPr>
-        <w:pStyle w:val="Ttulo"/>
+        <w:pStyle w:val="Title"/>
         <w:jc w:val="right"/>
         <w:rPr>
           <w:lang w:val="es-ES"/>
@@ -175,7 +175,7 @@
     </w:p>
     <w:p>
       <w:pPr>
-        <w:pStyle w:val="Ttulo"/>
+        <w:pStyle w:val="Title"/>
         <w:jc w:val="right"/>
         <w:rPr>
           <w:lang w:val="es-ES"/>
@@ -218,7 +218,7 @@
     </w:p>
     <w:p>
       <w:pPr>
-        <w:pStyle w:val="Ttulo"/>
+        <w:pStyle w:val="Title"/>
         <w:jc w:val="right"/>
         <w:rPr>
           <w:sz w:val="28"/>
@@ -230,12 +230,19 @@
           <w:sz w:val="28"/>
           <w:lang w:val="es-ES"/>
         </w:rPr>
-        <w:t>Versión 0.2.1</w:t>
-      </w:r>
-    </w:p>
-    <w:p>
-      <w:pPr>
-        <w:pStyle w:val="Textoindependiente2"/>
+        <w:t>Versión 0.</w:t>
+      </w:r>
+      <w:r>
+        <w:rPr>
+          <w:sz w:val="28"/>
+          <w:lang w:val="es-ES"/>
+        </w:rPr>
+        <w:t>3</w:t>
+      </w:r>
+    </w:p>
+    <w:p>
+      <w:pPr>
+        <w:pStyle w:val="BodyText2"/>
         <w:rPr>
           <w:lang w:val="es-ES"/>
         </w:rPr>
@@ -257,7 +264,7 @@
     </w:p>
     <w:p>
       <w:pPr>
-        <w:pStyle w:val="Ttulo"/>
+        <w:pStyle w:val="Title"/>
         <w:jc w:val="left"/>
         <w:rPr>
           <w:lang w:val="es-ES"/>
@@ -266,7 +273,7 @@
     </w:p>
     <w:p>
       <w:pPr>
-        <w:pStyle w:val="Ttulo"/>
+        <w:pStyle w:val="Title"/>
         <w:rPr>
           <w:lang w:val="es-ES"/>
         </w:rPr>
@@ -571,7 +578,7 @@
             </w:r>
             <w:r>
               <w:rPr>
-                <w:rStyle w:val="Textoennegrita"/>
+                <w:rStyle w:val="Strong"/>
                 <w:lang w:val="es-PE"/>
               </w:rPr>
               <w:t>error</w:t>
@@ -922,6 +929,170 @@
           </w:p>
         </w:tc>
       </w:tr>
+      <w:tr>
+        <w:tc>
+          <w:tcPr>
+            <w:tcW w:w="1668" w:type="dxa"/>
+          </w:tcPr>
+          <w:p>
+            <w:pPr>
+              <w:pStyle w:val="Tabletext"/>
+              <w:jc w:val="both"/>
+              <w:rPr>
+                <w:lang w:val="es-ES"/>
+              </w:rPr>
+            </w:pPr>
+            <w:r>
+              <w:rPr>
+                <w:lang w:val="es-ES"/>
+              </w:rPr>
+              <w:t>08/06/2025</w:t>
+            </w:r>
+          </w:p>
+        </w:tc>
+        <w:tc>
+          <w:tcPr>
+            <w:tcW w:w="1788" w:type="dxa"/>
+          </w:tcPr>
+          <w:p>
+            <w:pPr>
+              <w:pStyle w:val="Tabletext"/>
+              <w:jc w:val="both"/>
+              <w:rPr>
+                <w:lang w:val="es-ES"/>
+              </w:rPr>
+            </w:pPr>
+            <w:r>
+              <w:rPr>
+                <w:lang w:val="es-ES"/>
+              </w:rPr>
+              <w:t>Revisión versión 0.2.1</w:t>
+            </w:r>
+          </w:p>
+        </w:tc>
+        <w:tc>
+          <w:tcPr>
+            <w:tcW w:w="3744" w:type="dxa"/>
+          </w:tcPr>
+          <w:p>
+            <w:pPr>
+              <w:pStyle w:val="Tabletext"/>
+              <w:jc w:val="both"/>
+              <w:rPr>
+                <w:lang w:val="es-ES"/>
+              </w:rPr>
+            </w:pPr>
+            <w:r>
+              <w:rPr>
+                <w:lang w:val="es-ES"/>
+              </w:rPr>
+              <w:t>Observación de las precondiciones</w:t>
+            </w:r>
+          </w:p>
+        </w:tc>
+        <w:tc>
+          <w:tcPr>
+            <w:tcW w:w="2304" w:type="dxa"/>
+          </w:tcPr>
+          <w:p>
+            <w:pPr>
+              <w:pStyle w:val="Tabletext"/>
+              <w:jc w:val="both"/>
+              <w:rPr>
+                <w:lang w:val="es-PE"/>
+              </w:rPr>
+            </w:pPr>
+            <w:r>
+              <w:rPr>
+                <w:lang w:val="es-PE"/>
+              </w:rPr>
+              <w:t>Salas Chaparin, Andre Alonso</w:t>
+            </w:r>
+          </w:p>
+        </w:tc>
+      </w:tr>
+      <w:tr>
+        <w:tc>
+          <w:tcPr>
+            <w:tcW w:w="1668" w:type="dxa"/>
+          </w:tcPr>
+          <w:p>
+            <w:pPr>
+              <w:pStyle w:val="Tabletext"/>
+              <w:jc w:val="both"/>
+              <w:rPr>
+                <w:lang w:val="es-ES"/>
+              </w:rPr>
+            </w:pPr>
+            <w:r>
+              <w:rPr>
+                <w:lang w:val="es-ES"/>
+              </w:rPr>
+              <w:t>09/06/2025</w:t>
+            </w:r>
+          </w:p>
+        </w:tc>
+        <w:tc>
+          <w:tcPr>
+            <w:tcW w:w="1788" w:type="dxa"/>
+          </w:tcPr>
+          <w:p>
+            <w:pPr>
+              <w:pStyle w:val="Tabletext"/>
+              <w:jc w:val="both"/>
+              <w:rPr>
+                <w:lang w:val="es-ES"/>
+              </w:rPr>
+            </w:pPr>
+            <w:r>
+              <w:rPr>
+                <w:lang w:val="es-ES"/>
+              </w:rPr>
+              <w:t>0.3</w:t>
+            </w:r>
+          </w:p>
+        </w:tc>
+        <w:tc>
+          <w:tcPr>
+            <w:tcW w:w="3744" w:type="dxa"/>
+          </w:tcPr>
+          <w:p>
+            <w:pPr>
+              <w:pStyle w:val="Tabletext"/>
+              <w:jc w:val="both"/>
+              <w:rPr>
+                <w:lang w:val="es-ES"/>
+              </w:rPr>
+            </w:pPr>
+            <w:r>
+              <w:rPr>
+                <w:lang w:val="es-ES"/>
+              </w:rPr>
+              <w:t>Versión que corrige la versión 0.2.1</w:t>
+            </w:r>
+          </w:p>
+        </w:tc>
+        <w:tc>
+          <w:tcPr>
+            <w:tcW w:w="2304" w:type="dxa"/>
+          </w:tcPr>
+          <w:p>
+            <w:pPr>
+              <w:pStyle w:val="Tabletext"/>
+              <w:jc w:val="both"/>
+              <w:rPr>
+                <w:lang w:val="es-PE"/>
+              </w:rPr>
+            </w:pPr>
+            <w:r>
+              <w:rPr>
+                <w:lang w:val="es-PE"/>
+              </w:rPr>
+              <w:t>Gomez Nuñez, Abel Anderson</w:t>
+            </w:r>
+          </w:p>
+        </w:tc>
+      </w:tr>
     </w:tbl>
     <w:p>
       <w:pPr>
@@ -932,7 +1103,7 @@
     </w:p>
     <w:p>
       <w:pPr>
-        <w:pStyle w:val="Ttulo"/>
+        <w:pStyle w:val="Title"/>
         <w:rPr>
           <w:lang w:val="es-ES"/>
         </w:rPr>
@@ -953,7 +1124,7 @@
     </w:p>
     <w:p>
       <w:pPr>
-        <w:pStyle w:val="TDC1"/>
+        <w:pStyle w:val="TOC1"/>
         <w:tabs>
           <w:tab w:val="left" w:pos="432"/>
         </w:tabs>
@@ -1008,6 +1179,7 @@
       <w:r>
         <w:rPr>
           <w:noProof/>
+          <w:lang w:val="es-PE"/>
         </w:rPr>
         <w:tab/>
       </w:r>
@@ -1020,6 +1192,7 @@
       <w:r>
         <w:rPr>
           <w:noProof/>
+          <w:lang w:val="es-PE"/>
         </w:rPr>
         <w:instrText xml:space="preserve"> PAGEREF _Toc197963304 \h </w:instrText>
       </w:r>
@@ -1037,6 +1210,7 @@
       <w:r>
         <w:rPr>
           <w:noProof/>
+          <w:lang w:val="es-PE"/>
         </w:rPr>
         <w:t>4</w:t>
       </w:r>
@@ -1049,7 +1223,7 @@
     </w:p>
     <w:p>
       <w:pPr>
-        <w:pStyle w:val="TDC2"/>
+        <w:pStyle w:val="TOC2"/>
         <w:tabs>
           <w:tab w:val="left" w:pos="1000"/>
         </w:tabs>
@@ -1092,6 +1266,7 @@
       <w:r>
         <w:rPr>
           <w:noProof/>
+          <w:lang w:val="es-PE"/>
         </w:rPr>
         <w:tab/>
       </w:r>
@@ -1104,6 +1279,7 @@
       <w:r>
         <w:rPr>
           <w:noProof/>
+          <w:lang w:val="es-PE"/>
         </w:rPr>
         <w:instrText xml:space="preserve"> PAGEREF _Toc197963305 \h </w:instrText>
       </w:r>
@@ -1121,6 +1297,7 @@
       <w:r>
         <w:rPr>
           <w:noProof/>
+          <w:lang w:val="es-PE"/>
         </w:rPr>
         <w:t>4</w:t>
       </w:r>
@@ -1133,7 +1310,7 @@
     </w:p>
     <w:p>
       <w:pPr>
-        <w:pStyle w:val="TDC2"/>
+        <w:pStyle w:val="TOC2"/>
         <w:tabs>
           <w:tab w:val="left" w:pos="1000"/>
         </w:tabs>
@@ -1176,6 +1353,7 @@
       <w:r>
         <w:rPr>
           <w:noProof/>
+          <w:lang w:val="es-PE"/>
         </w:rPr>
         <w:tab/>
       </w:r>
@@ -1188,6 +1366,7 @@
       <w:r>
         <w:rPr>
           <w:noProof/>
+          <w:lang w:val="es-PE"/>
         </w:rPr>
         <w:instrText xml:space="preserve"> PAGEREF _Toc197963306 \h </w:instrText>
       </w:r>
@@ -1205,6 +1384,7 @@
       <w:r>
         <w:rPr>
           <w:noProof/>
+          <w:lang w:val="es-PE"/>
         </w:rPr>
         <w:t>4</w:t>
       </w:r>
@@ -1217,7 +1397,7 @@
     </w:p>
     <w:p>
       <w:pPr>
-        <w:pStyle w:val="TDC1"/>
+        <w:pStyle w:val="TOC1"/>
         <w:tabs>
           <w:tab w:val="left" w:pos="432"/>
         </w:tabs>
@@ -1260,6 +1440,7 @@
       <w:r>
         <w:rPr>
           <w:noProof/>
+          <w:lang w:val="es-PE"/>
         </w:rPr>
         <w:tab/>
       </w:r>
@@ -1272,6 +1453,7 @@
       <w:r>
         <w:rPr>
           <w:noProof/>
+          <w:lang w:val="es-PE"/>
         </w:rPr>
         <w:instrText xml:space="preserve"> PAGEREF _Toc197963307 \h </w:instrText>
       </w:r>
@@ -1289,6 +1471,7 @@
       <w:r>
         <w:rPr>
           <w:noProof/>
+          <w:lang w:val="es-PE"/>
         </w:rPr>
         <w:t>4</w:t>
       </w:r>
@@ -1301,7 +1484,7 @@
     </w:p>
     <w:p>
       <w:pPr>
-        <w:pStyle w:val="TDC2"/>
+        <w:pStyle w:val="TOC2"/>
         <w:tabs>
           <w:tab w:val="left" w:pos="1000"/>
         </w:tabs>
@@ -1344,6 +1527,7 @@
       <w:r>
         <w:rPr>
           <w:noProof/>
+          <w:lang w:val="es-PE"/>
         </w:rPr>
         <w:tab/>
       </w:r>
@@ -1356,6 +1540,7 @@
       <w:r>
         <w:rPr>
           <w:noProof/>
+          <w:lang w:val="es-PE"/>
         </w:rPr>
         <w:instrText xml:space="preserve"> PAGEREF _Toc197963308 \h </w:instrText>
       </w:r>
@@ -1373,6 +1558,7 @@
       <w:r>
         <w:rPr>
           <w:noProof/>
+          <w:lang w:val="es-PE"/>
         </w:rPr>
         <w:t>4</w:t>
       </w:r>
@@ -1385,7 +1571,7 @@
     </w:p>
     <w:p>
       <w:pPr>
-        <w:pStyle w:val="TDC2"/>
+        <w:pStyle w:val="TOC2"/>
         <w:tabs>
           <w:tab w:val="left" w:pos="1000"/>
         </w:tabs>
@@ -1428,6 +1614,7 @@
       <w:r>
         <w:rPr>
           <w:noProof/>
+          <w:lang w:val="es-PE"/>
         </w:rPr>
         <w:tab/>
       </w:r>
@@ -1440,6 +1627,7 @@
       <w:r>
         <w:rPr>
           <w:noProof/>
+          <w:lang w:val="es-PE"/>
         </w:rPr>
         <w:instrText xml:space="preserve"> PAGEREF _Toc197963309 \h </w:instrText>
       </w:r>
@@ -1457,6 +1645,7 @@
       <w:r>
         <w:rPr>
           <w:noProof/>
+          <w:lang w:val="es-PE"/>
         </w:rPr>
         <w:t>4</w:t>
       </w:r>
@@ -1469,7 +1658,7 @@
     </w:p>
     <w:p>
       <w:pPr>
-        <w:pStyle w:val="TDC2"/>
+        <w:pStyle w:val="TOC2"/>
         <w:tabs>
           <w:tab w:val="left" w:pos="1000"/>
         </w:tabs>
@@ -1512,6 +1701,7 @@
       <w:r>
         <w:rPr>
           <w:noProof/>
+          <w:lang w:val="es-PE"/>
         </w:rPr>
         <w:tab/>
       </w:r>
@@ -1524,6 +1714,7 @@
       <w:r>
         <w:rPr>
           <w:noProof/>
+          <w:lang w:val="es-PE"/>
         </w:rPr>
         <w:instrText xml:space="preserve"> PAGEREF _Toc197963310 \h </w:instrText>
       </w:r>
@@ -1541,6 +1732,7 @@
       <w:r>
         <w:rPr>
           <w:noProof/>
+          <w:lang w:val="es-PE"/>
         </w:rPr>
         <w:t>6</w:t>
       </w:r>
@@ -1553,7 +1745,7 @@
     </w:p>
     <w:p>
       <w:pPr>
-        <w:pStyle w:val="TDC3"/>
+        <w:pStyle w:val="TOC3"/>
         <w:rPr>
           <w:rFonts w:asciiTheme="minorHAnsi" w:eastAsiaTheme="minorEastAsia" w:hAnsiTheme="minorHAnsi" w:cstheme="minorBidi"/>
           <w:noProof/>
@@ -1593,6 +1785,7 @@
       <w:r>
         <w:rPr>
           <w:noProof/>
+          <w:lang w:val="es-PE"/>
         </w:rPr>
         <w:tab/>
       </w:r>
@@ -1605,6 +1798,7 @@
       <w:r>
         <w:rPr>
           <w:noProof/>
+          <w:lang w:val="es-PE"/>
         </w:rPr>
         <w:instrText xml:space="preserve"> PAGEREF _Toc197963311 \h </w:instrText>
       </w:r>
@@ -1622,6 +1816,7 @@
       <w:r>
         <w:rPr>
           <w:noProof/>
+          <w:lang w:val="es-PE"/>
         </w:rPr>
         <w:t>6</w:t>
       </w:r>
@@ -1634,7 +1829,7 @@
     </w:p>
     <w:p>
       <w:pPr>
-        <w:pStyle w:val="TDC3"/>
+        <w:pStyle w:val="TOC3"/>
         <w:rPr>
           <w:rFonts w:asciiTheme="minorHAnsi" w:eastAsiaTheme="minorEastAsia" w:hAnsiTheme="minorHAnsi" w:cstheme="minorBidi"/>
           <w:noProof/>
@@ -1674,6 +1869,7 @@
       <w:r>
         <w:rPr>
           <w:noProof/>
+          <w:lang w:val="es-PE"/>
         </w:rPr>
         <w:tab/>
       </w:r>
@@ -1686,6 +1882,7 @@
       <w:r>
         <w:rPr>
           <w:noProof/>
+          <w:lang w:val="es-PE"/>
         </w:rPr>
         <w:instrText xml:space="preserve"> PAGEREF _Toc197963312 \h </w:instrText>
       </w:r>
@@ -1703,6 +1900,7 @@
       <w:r>
         <w:rPr>
           <w:noProof/>
+          <w:lang w:val="es-PE"/>
         </w:rPr>
         <w:t>6</w:t>
       </w:r>
@@ -1715,7 +1913,7 @@
     </w:p>
     <w:p>
       <w:pPr>
-        <w:pStyle w:val="TDC3"/>
+        <w:pStyle w:val="TOC3"/>
         <w:rPr>
           <w:rFonts w:asciiTheme="minorHAnsi" w:eastAsiaTheme="minorEastAsia" w:hAnsiTheme="minorHAnsi" w:cstheme="minorBidi"/>
           <w:noProof/>
@@ -1762,6 +1960,7 @@
       <w:r>
         <w:rPr>
           <w:noProof/>
+          <w:lang w:val="es-PE"/>
         </w:rPr>
         <w:tab/>
       </w:r>
@@ -1774,6 +1973,7 @@
       <w:r>
         <w:rPr>
           <w:noProof/>
+          <w:lang w:val="es-PE"/>
         </w:rPr>
         <w:instrText xml:space="preserve"> PAGEREF _Toc197963313 \h </w:instrText>
       </w:r>
@@ -1791,6 +1991,7 @@
       <w:r>
         <w:rPr>
           <w:noProof/>
+          <w:lang w:val="es-PE"/>
         </w:rPr>
         <w:t>6</w:t>
       </w:r>
@@ -1803,7 +2004,7 @@
     </w:p>
     <w:p>
       <w:pPr>
-        <w:pStyle w:val="TDC3"/>
+        <w:pStyle w:val="TOC3"/>
         <w:rPr>
           <w:rFonts w:asciiTheme="minorHAnsi" w:eastAsiaTheme="minorEastAsia" w:hAnsiTheme="minorHAnsi" w:cstheme="minorBidi"/>
           <w:noProof/>
@@ -1843,6 +2044,7 @@
       <w:r>
         <w:rPr>
           <w:noProof/>
+          <w:lang w:val="es-PE"/>
         </w:rPr>
         <w:tab/>
       </w:r>
@@ -1855,6 +2057,7 @@
       <w:r>
         <w:rPr>
           <w:noProof/>
+          <w:lang w:val="es-PE"/>
         </w:rPr>
         <w:instrText xml:space="preserve"> PAGEREF _Toc197963314 \h </w:instrText>
       </w:r>
@@ -1872,6 +2075,7 @@
       <w:r>
         <w:rPr>
           <w:noProof/>
+          <w:lang w:val="es-PE"/>
         </w:rPr>
         <w:t>7</w:t>
       </w:r>
@@ -1884,7 +2088,7 @@
     </w:p>
     <w:p>
       <w:pPr>
-        <w:pStyle w:val="TDC3"/>
+        <w:pStyle w:val="TOC3"/>
         <w:rPr>
           <w:rFonts w:asciiTheme="minorHAnsi" w:eastAsiaTheme="minorEastAsia" w:hAnsiTheme="minorHAnsi" w:cstheme="minorBidi"/>
           <w:noProof/>
@@ -1924,6 +2128,7 @@
       <w:r>
         <w:rPr>
           <w:noProof/>
+          <w:lang w:val="es-PE"/>
         </w:rPr>
         <w:tab/>
       </w:r>
@@ -1936,6 +2141,7 @@
       <w:r>
         <w:rPr>
           <w:noProof/>
+          <w:lang w:val="es-PE"/>
         </w:rPr>
         <w:instrText xml:space="preserve"> PAGEREF _Toc197963315 \h </w:instrText>
       </w:r>
@@ -1953,6 +2159,7 @@
       <w:r>
         <w:rPr>
           <w:noProof/>
+          <w:lang w:val="es-PE"/>
         </w:rPr>
         <w:t>7</w:t>
       </w:r>
@@ -1965,7 +2172,7 @@
     </w:p>
     <w:p>
       <w:pPr>
-        <w:pStyle w:val="TDC1"/>
+        <w:pStyle w:val="TOC1"/>
         <w:tabs>
           <w:tab w:val="left" w:pos="432"/>
         </w:tabs>
@@ -2008,6 +2215,7 @@
       <w:r>
         <w:rPr>
           <w:noProof/>
+          <w:lang w:val="es-PE"/>
         </w:rPr>
         <w:tab/>
       </w:r>
@@ -2020,6 +2228,7 @@
       <w:r>
         <w:rPr>
           <w:noProof/>
+          <w:lang w:val="es-PE"/>
         </w:rPr>
         <w:instrText xml:space="preserve"> PAGEREF _Toc197963316 \h </w:instrText>
       </w:r>
@@ -2037,6 +2246,7 @@
       <w:r>
         <w:rPr>
           <w:noProof/>
+          <w:lang w:val="es-PE"/>
         </w:rPr>
         <w:t>7</w:t>
       </w:r>
@@ -2049,7 +2259,7 @@
     </w:p>
     <w:p>
       <w:pPr>
-        <w:pStyle w:val="TDC2"/>
+        <w:pStyle w:val="TOC2"/>
         <w:tabs>
           <w:tab w:val="left" w:pos="1000"/>
         </w:tabs>
@@ -2094,6 +2304,7 @@
       <w:r>
         <w:rPr>
           <w:noProof/>
+          <w:lang w:val="es-PE"/>
         </w:rPr>
         <w:tab/>
       </w:r>
@@ -2106,6 +2317,7 @@
       <w:r>
         <w:rPr>
           <w:noProof/>
+          <w:lang w:val="es-PE"/>
         </w:rPr>
         <w:instrText xml:space="preserve"> PAGEREF _Toc197963317 \h </w:instrText>
       </w:r>
@@ -2123,6 +2335,7 @@
       <w:r>
         <w:rPr>
           <w:noProof/>
+          <w:lang w:val="es-PE"/>
         </w:rPr>
         <w:t>7</w:t>
       </w:r>
@@ -2135,7 +2348,7 @@
     </w:p>
     <w:p>
       <w:pPr>
-        <w:pStyle w:val="TDC1"/>
+        <w:pStyle w:val="TOC1"/>
         <w:tabs>
           <w:tab w:val="left" w:pos="432"/>
         </w:tabs>
@@ -2178,6 +2391,7 @@
       <w:r>
         <w:rPr>
           <w:noProof/>
+          <w:lang w:val="es-PE"/>
         </w:rPr>
         <w:tab/>
       </w:r>
@@ -2190,6 +2404,7 @@
       <w:r>
         <w:rPr>
           <w:noProof/>
+          <w:lang w:val="es-PE"/>
         </w:rPr>
         <w:instrText xml:space="preserve"> PAGEREF _Toc197963318 \h </w:instrText>
       </w:r>
@@ -2207,6 +2422,7 @@
       <w:r>
         <w:rPr>
           <w:noProof/>
+          <w:lang w:val="es-PE"/>
         </w:rPr>
         <w:t>7</w:t>
       </w:r>
@@ -2219,7 +2435,7 @@
     </w:p>
     <w:p>
       <w:pPr>
-        <w:pStyle w:val="TDC2"/>
+        <w:pStyle w:val="TOC2"/>
         <w:tabs>
           <w:tab w:val="left" w:pos="1000"/>
         </w:tabs>
@@ -2290,6 +2506,7 @@
       <w:r>
         <w:rPr>
           <w:noProof/>
+          <w:lang w:val="es-PE"/>
         </w:rPr>
         <w:tab/>
       </w:r>
@@ -2302,6 +2519,7 @@
       <w:r>
         <w:rPr>
           <w:noProof/>
+          <w:lang w:val="es-PE"/>
         </w:rPr>
         <w:instrText xml:space="preserve"> PAGEREF _Toc197963319 \h </w:instrText>
       </w:r>
@@ -2319,6 +2537,7 @@
       <w:r>
         <w:rPr>
           <w:noProof/>
+          <w:lang w:val="es-PE"/>
         </w:rPr>
         <w:t>7</w:t>
       </w:r>
@@ -2331,7 +2550,7 @@
     </w:p>
     <w:p>
       <w:pPr>
-        <w:pStyle w:val="TDC2"/>
+        <w:pStyle w:val="TOC2"/>
         <w:tabs>
           <w:tab w:val="left" w:pos="1000"/>
         </w:tabs>
@@ -2402,6 +2621,7 @@
       <w:r>
         <w:rPr>
           <w:noProof/>
+          <w:lang w:val="es-PE"/>
         </w:rPr>
         <w:tab/>
       </w:r>
@@ -2414,6 +2634,7 @@
       <w:r>
         <w:rPr>
           <w:noProof/>
+          <w:lang w:val="es-PE"/>
         </w:rPr>
         <w:instrText xml:space="preserve"> PAGEREF _Toc197963320 \h </w:instrText>
       </w:r>
@@ -2431,6 +2652,7 @@
       <w:r>
         <w:rPr>
           <w:noProof/>
+          <w:lang w:val="es-PE"/>
         </w:rPr>
         <w:t>7</w:t>
       </w:r>
@@ -2443,7 +2665,7 @@
     </w:p>
     <w:p>
       <w:pPr>
-        <w:pStyle w:val="Ttulo"/>
+        <w:pStyle w:val="Title"/>
         <w:spacing w:after="240" w:line="360" w:lineRule="auto"/>
         <w:ind w:right="-846"/>
         <w:jc w:val="left"/>
@@ -2457,7 +2679,7 @@
     </w:p>
     <w:p>
       <w:pPr>
-        <w:pStyle w:val="Ttulo1"/>
+        <w:pStyle w:val="Heading1"/>
         <w:spacing w:before="0" w:after="160" w:line="360" w:lineRule="auto"/>
         <w:rPr>
           <w:rFonts w:ascii="Times New Roman" w:hAnsi="Times New Roman"/>
@@ -2487,7 +2709,7 @@
     </w:p>
     <w:p>
       <w:pPr>
-        <w:pStyle w:val="Ttulo2"/>
+        <w:pStyle w:val="Heading2"/>
         <w:spacing w:before="0" w:after="160" w:line="360" w:lineRule="auto"/>
         <w:rPr>
           <w:rFonts w:ascii="Times New Roman" w:hAnsi="Times New Roman"/>
@@ -2614,7 +2836,7 @@
     </w:p>
     <w:p>
       <w:pPr>
-        <w:pStyle w:val="Ttulo2"/>
+        <w:pStyle w:val="Heading2"/>
         <w:spacing w:before="0" w:after="160" w:line="360" w:lineRule="auto"/>
         <w:rPr>
           <w:rFonts w:ascii="Times New Roman" w:hAnsi="Times New Roman"/>
@@ -2704,7 +2926,7 @@
     </w:p>
     <w:p>
       <w:pPr>
-        <w:pStyle w:val="Ttulo1"/>
+        <w:pStyle w:val="Heading1"/>
         <w:widowControl/>
         <w:spacing w:before="0" w:after="160" w:line="360" w:lineRule="auto"/>
         <w:rPr>
@@ -2730,7 +2952,7 @@
     </w:p>
     <w:p>
       <w:pPr>
-        <w:pStyle w:val="Ttulo2"/>
+        <w:pStyle w:val="Heading2"/>
         <w:widowControl/>
         <w:spacing w:before="0" w:after="160" w:line="360" w:lineRule="auto"/>
         <w:rPr>
@@ -2808,6 +3030,7 @@
         <w:rPr>
           <w:sz w:val="24"/>
           <w:szCs w:val="24"/>
+          <w:lang w:val="es-PE"/>
         </w:rPr>
         <w:t xml:space="preserve"> </w:t>
       </w:r>
@@ -2837,7 +3060,7 @@
     </w:p>
     <w:p>
       <w:pPr>
-        <w:pStyle w:val="Ttulo2"/>
+        <w:pStyle w:val="Heading2"/>
         <w:widowControl/>
         <w:spacing w:before="0" w:after="160" w:line="360" w:lineRule="auto"/>
         <w:rPr>
@@ -3974,7 +4197,7 @@
     </w:p>
     <w:p>
       <w:pPr>
-        <w:pStyle w:val="Ttulo2"/>
+        <w:pStyle w:val="Heading2"/>
         <w:widowControl/>
         <w:spacing w:before="0" w:after="160" w:line="360" w:lineRule="auto"/>
         <w:rPr>
@@ -4000,7 +4223,7 @@
     </w:p>
     <w:p>
       <w:pPr>
-        <w:pStyle w:val="Ttulo3"/>
+        <w:pStyle w:val="Heading3"/>
         <w:spacing w:before="0" w:after="160" w:line="360" w:lineRule="auto"/>
         <w:rPr>
           <w:rFonts w:ascii="Times New Roman" w:hAnsi="Times New Roman"/>
@@ -4023,7 +4246,7 @@
     </w:p>
     <w:p>
       <w:pPr>
-        <w:pStyle w:val="Textoindependiente"/>
+        <w:pStyle w:val="BodyText"/>
         <w:spacing w:after="160" w:line="360" w:lineRule="auto"/>
         <w:rPr>
           <w:sz w:val="24"/>
@@ -4042,7 +4265,7 @@
     </w:p>
     <w:p>
       <w:pPr>
-        <w:pStyle w:val="Ttulo3"/>
+        <w:pStyle w:val="Heading3"/>
         <w:spacing w:before="0" w:after="160" w:line="360" w:lineRule="auto"/>
         <w:rPr>
           <w:rFonts w:ascii="Times New Roman" w:hAnsi="Times New Roman"/>
@@ -4065,7 +4288,7 @@
     </w:p>
     <w:p>
       <w:pPr>
-        <w:pStyle w:val="Textoindependiente"/>
+        <w:pStyle w:val="BodyText"/>
         <w:spacing w:after="160" w:line="360" w:lineRule="auto"/>
         <w:rPr>
           <w:sz w:val="24"/>
@@ -4084,7 +4307,7 @@
     </w:p>
     <w:p>
       <w:pPr>
-        <w:pStyle w:val="Ttulo3"/>
+        <w:pStyle w:val="Heading3"/>
         <w:spacing w:before="0" w:after="160" w:line="360" w:lineRule="auto"/>
         <w:rPr>
           <w:rFonts w:ascii="Times New Roman" w:hAnsi="Times New Roman"/>
@@ -4485,7 +4708,7 @@
     </w:p>
     <w:p>
       <w:pPr>
-        <w:pStyle w:val="Textoindependiente"/>
+        <w:pStyle w:val="BodyText"/>
         <w:spacing w:after="160" w:line="360" w:lineRule="auto"/>
         <w:rPr>
           <w:sz w:val="24"/>
@@ -4523,7 +4746,7 @@
     </w:p>
     <w:p>
       <w:pPr>
-        <w:pStyle w:val="Textoindependiente"/>
+        <w:pStyle w:val="BodyText"/>
         <w:spacing w:after="160" w:line="360" w:lineRule="auto"/>
         <w:rPr>
           <w:sz w:val="24"/>
@@ -4596,7 +4819,7 @@
     </w:p>
     <w:p>
       <w:pPr>
-        <w:pStyle w:val="Textoindependiente"/>
+        <w:pStyle w:val="BodyText"/>
         <w:spacing w:after="160" w:line="360" w:lineRule="auto"/>
         <w:ind w:firstLine="720"/>
         <w:rPr>
@@ -4671,7 +4894,7 @@
     </w:p>
     <w:p>
       <w:pPr>
-        <w:pStyle w:val="Textoindependiente"/>
+        <w:pStyle w:val="BodyText"/>
         <w:spacing w:after="160" w:line="360" w:lineRule="auto"/>
         <w:ind w:left="1440" w:firstLine="720"/>
         <w:rPr>
@@ -4729,7 +4952,7 @@
     </w:p>
     <w:p>
       <w:pPr>
-        <w:pStyle w:val="Textoindependiente"/>
+        <w:pStyle w:val="BodyText"/>
         <w:spacing w:after="160" w:line="360" w:lineRule="auto"/>
         <w:rPr>
           <w:sz w:val="24"/>
@@ -4763,7 +4986,7 @@
     </w:p>
     <w:p>
       <w:pPr>
-        <w:pStyle w:val="Textoindependiente"/>
+        <w:pStyle w:val="BodyText"/>
         <w:spacing w:after="160" w:line="360" w:lineRule="auto"/>
         <w:ind w:firstLine="720"/>
         <w:rPr>
@@ -4791,7 +5014,7 @@
     </w:p>
     <w:p>
       <w:pPr>
-        <w:pStyle w:val="Textoindependiente"/>
+        <w:pStyle w:val="BodyText"/>
         <w:spacing w:after="160" w:line="360" w:lineRule="auto"/>
         <w:ind w:left="0" w:firstLine="720"/>
         <w:rPr>
@@ -4867,7 +5090,7 @@
     </w:p>
     <w:p>
       <w:pPr>
-        <w:pStyle w:val="Textoindependiente"/>
+        <w:pStyle w:val="BodyText"/>
         <w:spacing w:after="160" w:line="360" w:lineRule="auto"/>
         <w:rPr>
           <w:sz w:val="24"/>
@@ -4918,7 +5141,7 @@
     </w:p>
     <w:p>
       <w:pPr>
-        <w:pStyle w:val="Ttulo3"/>
+        <w:pStyle w:val="Heading3"/>
         <w:spacing w:before="0" w:after="160" w:line="360" w:lineRule="auto"/>
         <w:rPr>
           <w:rFonts w:ascii="Times New Roman" w:hAnsi="Times New Roman"/>
@@ -4941,7 +5164,7 @@
     </w:p>
     <w:p>
       <w:pPr>
-        <w:pStyle w:val="Textoindependiente"/>
+        <w:pStyle w:val="BodyText"/>
         <w:spacing w:after="160" w:line="360" w:lineRule="auto"/>
         <w:rPr>
           <w:sz w:val="24"/>
@@ -4968,7 +5191,7 @@
     </w:p>
     <w:p>
       <w:pPr>
-        <w:pStyle w:val="Ttulo3"/>
+        <w:pStyle w:val="Heading3"/>
         <w:spacing w:before="0" w:after="160" w:line="360" w:lineRule="auto"/>
         <w:rPr>
           <w:rFonts w:ascii="Times New Roman" w:hAnsi="Times New Roman"/>
@@ -4991,7 +5214,7 @@
     </w:p>
     <w:p>
       <w:pPr>
-        <w:pStyle w:val="Textoindependiente"/>
+        <w:pStyle w:val="BodyText"/>
         <w:spacing w:after="160" w:line="360" w:lineRule="auto"/>
         <w:rPr>
           <w:sz w:val="24"/>
@@ -5010,7 +5233,7 @@
     </w:p>
     <w:p>
       <w:pPr>
-        <w:pStyle w:val="Textoindependiente"/>
+        <w:pStyle w:val="BodyText"/>
         <w:spacing w:after="160" w:line="360" w:lineRule="auto"/>
         <w:rPr>
           <w:sz w:val="24"/>
@@ -5045,7 +5268,7 @@
     </w:p>
     <w:p>
       <w:pPr>
-        <w:pStyle w:val="Ttulo1"/>
+        <w:pStyle w:val="Heading1"/>
         <w:widowControl/>
         <w:spacing w:before="0" w:after="160" w:line="360" w:lineRule="auto"/>
         <w:rPr>
@@ -5071,7 +5294,7 @@
     </w:p>
     <w:p>
       <w:pPr>
-        <w:pStyle w:val="Ttulo2"/>
+        <w:pStyle w:val="Heading2"/>
         <w:numPr>
           <w:ilvl w:val="1"/>
           <w:numId w:val="5"/>
@@ -5160,7 +5383,7 @@
     </w:p>
     <w:p>
       <w:pPr>
-        <w:pStyle w:val="Ttulo1"/>
+        <w:pStyle w:val="Heading1"/>
         <w:widowControl/>
         <w:spacing w:before="0" w:after="160" w:line="360" w:lineRule="auto"/>
         <w:rPr>
@@ -5183,7 +5406,7 @@
     </w:p>
     <w:p>
       <w:pPr>
-        <w:pStyle w:val="Ttulo2"/>
+        <w:pStyle w:val="Heading2"/>
         <w:rPr>
           <w:b w:val="0"/>
           <w:bCs/>
@@ -5219,7 +5442,7 @@
     </w:p>
     <w:p>
       <w:pPr>
-        <w:pStyle w:val="Ttulo2"/>
+        <w:pStyle w:val="Heading2"/>
         <w:rPr>
           <w:lang w:val="es-PE"/>
         </w:rPr>
@@ -5253,7 +5476,7 @@
     </w:p>
     <w:p>
       <w:pPr>
-        <w:pStyle w:val="Textoindependiente"/>
+        <w:pStyle w:val="BodyText"/>
         <w:ind w:left="0"/>
         <w:jc w:val="both"/>
         <w:rPr>
@@ -5273,7 +5496,7 @@
     </w:p>
     <w:p>
       <w:pPr>
-        <w:pStyle w:val="Textoindependiente"/>
+        <w:pStyle w:val="BodyText"/>
         <w:ind w:left="0"/>
         <w:jc w:val="both"/>
         <w:rPr>
@@ -5283,7 +5506,7 @@
     </w:p>
     <w:p>
       <w:pPr>
-        <w:pStyle w:val="Textoindependiente"/>
+        <w:pStyle w:val="BodyText"/>
         <w:ind w:left="0"/>
         <w:jc w:val="both"/>
         <w:rPr>
@@ -5293,7 +5516,7 @@
     </w:p>
     <w:p>
       <w:pPr>
-        <w:pStyle w:val="Textoindependiente"/>
+        <w:pStyle w:val="BodyText"/>
         <w:ind w:left="0"/>
         <w:jc w:val="both"/>
         <w:rPr>
@@ -5303,7 +5526,7 @@
     </w:p>
     <w:p>
       <w:pPr>
-        <w:pStyle w:val="Textoindependiente"/>
+        <w:pStyle w:val="BodyText"/>
         <w:ind w:left="0"/>
         <w:jc w:val="both"/>
         <w:rPr>
@@ -5354,7 +5577,7 @@
     </w:p>
     <w:p>
       <w:pPr>
-        <w:pStyle w:val="Textoindependiente"/>
+        <w:pStyle w:val="BodyText"/>
         <w:ind w:left="0"/>
         <w:jc w:val="both"/>
         <w:rPr>
@@ -5364,7 +5587,7 @@
     </w:p>
     <w:p>
       <w:pPr>
-        <w:pStyle w:val="Textoindependiente"/>
+        <w:pStyle w:val="BodyText"/>
         <w:ind w:left="0"/>
         <w:jc w:val="both"/>
         <w:rPr>
@@ -5374,7 +5597,7 @@
     </w:p>
     <w:p>
       <w:pPr>
-        <w:pStyle w:val="Textoindependiente"/>
+        <w:pStyle w:val="BodyText"/>
         <w:ind w:left="0"/>
         <w:jc w:val="both"/>
         <w:rPr>
@@ -5384,7 +5607,7 @@
     </w:p>
     <w:p>
       <w:pPr>
-        <w:pStyle w:val="Textoindependiente"/>
+        <w:pStyle w:val="BodyText"/>
         <w:ind w:left="0"/>
         <w:jc w:val="both"/>
         <w:rPr>
@@ -5394,7 +5617,7 @@
     </w:p>
     <w:p>
       <w:pPr>
-        <w:pStyle w:val="Textoindependiente"/>
+        <w:pStyle w:val="BodyText"/>
         <w:ind w:left="0"/>
         <w:jc w:val="both"/>
         <w:rPr>
@@ -5443,7 +5666,7 @@
 <w:ftr xmlns:wpc="http://schemas.microsoft.com/office/word/2010/wordprocessingCanvas" xmlns:cx="http://schemas.microsoft.com/office/drawing/2014/chartex" xmlns:cx1="http://schemas.microsoft.com/office/drawing/2015/9/8/chartex" xmlns:cx2="http://schemas.microsoft.com/office/drawing/2015/10/21/chartex" xmlns:cx3="http://schemas.microsoft.com/office/drawing/2016/5/9/chartex" xmlns:cx4="http://schemas.microsoft.com/office/drawing/2016/5/10/chartex" xmlns:cx5="http://schemas.microsoft.com/office/drawing/2016/5/11/chartex" xmlns:cx6="http://schemas.microsoft.com/office/drawing/2016/5/12/chartex" xmlns:cx7="http://schemas.microsoft.com/office/drawing/2016/5/13/chartex" xmlns:cx8="http://schemas.microsoft.com/office/drawing/2016/5/14/chartex" xmlns:mc="http://schemas.openxmlformats.org/markup-compatibility/2006" xmlns:aink="http://schemas.microsoft.com/office/drawing/2016/ink" xmlns:am3d="http://schemas.microsoft.com/office/drawing/2017/model3d" xmlns:o="urn:schemas-microsoft-com:office:office" xmlns:oel="http://schemas.microsoft.com/office/2019/extlst" xmlns:r="http://schemas.openxmlformats.org/officeDocument/2006/relationships" xmlns:m="http://schemas.openxmlformats.org/officeDocument/2006/math" xmlns:v="urn:schemas-microsoft-com:vml" xmlns:wp14="http://schemas.microsoft.com/office/word/2010/wordprocessingDrawing" xmlns:wp="http://schemas.openxmlformats.org/drawingml/2006/wordprocessingDrawing" xmlns:w10="urn:schemas-microsoft-com:office:word" xmlns:w="http://schemas.openxmlformats.org/wordprocessingml/2006/main" xmlns:w14="http://schemas.microsoft.com/office/word/2010/wordml" xmlns:w15="http://schemas.microsoft.com/office/word/2012/wordml" xmlns:w16cex="http://schemas.microsoft.com/office/word/2018/wordml/cex" xmlns:w16cid="http://schemas.microsoft.com/office/word/2016/wordml/cid" xmlns:w16="http://schemas.microsoft.com/office/word/2018/wordml" xmlns:w16du="http://schemas.microsoft.com/office/word/2023/wordml/word16du" xmlns:w16sdtdh="http://schemas.microsoft.com/office/word/2020/wordml/sdtdatahash" xmlns:w16sdtfl="http://schemas.microsoft.com/office/word/2024/wordml/sdtformatlock" xmlns:w16se="http://schemas.microsoft.com/office/word/2015/wordml/symex" xmlns:wpg="http://schemas.microsoft.com/office/word/2010/wordprocessingGroup" xmlns:wpi="http://schemas.microsoft.com/office/word/2010/wordprocessingInk" xmlns:wne="http://schemas.microsoft.com/office/word/2006/wordml" xmlns:wps="http://schemas.microsoft.com/office/word/2010/wordprocessingShape" mc:Ignorable="w14 w15 w16se w16cid w16 w16cex w16sdtdh w16sdtfl w16du wp14">
   <w:p>
     <w:pPr>
-      <w:pStyle w:val="Piedepgina"/>
+      <w:pStyle w:val="Footer"/>
     </w:pPr>
   </w:p>
 </w:ftr>
@@ -5453,7 +5676,7 @@
 <w:ftr xmlns:wpc="http://schemas.microsoft.com/office/word/2010/wordprocessingCanvas" xmlns:cx="http://schemas.microsoft.com/office/drawing/2014/chartex" xmlns:cx1="http://schemas.microsoft.com/office/drawing/2015/9/8/chartex" xmlns:cx2="http://schemas.microsoft.com/office/drawing/2015/10/21/chartex" xmlns:cx3="http://schemas.microsoft.com/office/drawing/2016/5/9/chartex" xmlns:cx4="http://schemas.microsoft.com/office/drawing/2016/5/10/chartex" xmlns:cx5="http://schemas.microsoft.com/office/drawing/2016/5/11/chartex" xmlns:cx6="http://schemas.microsoft.com/office/drawing/2016/5/12/chartex" xmlns:cx7="http://schemas.microsoft.com/office/drawing/2016/5/13/chartex" xmlns:cx8="http://schemas.microsoft.com/office/drawing/2016/5/14/chartex" xmlns:mc="http://schemas.openxmlformats.org/markup-compatibility/2006" xmlns:aink="http://schemas.microsoft.com/office/drawing/2016/ink" xmlns:am3d="http://schemas.microsoft.com/office/drawing/2017/model3d" xmlns:o="urn:schemas-microsoft-com:office:office" xmlns:oel="http://schemas.microsoft.com/office/2019/extlst" xmlns:r="http://schemas.openxmlformats.org/officeDocument/2006/relationships" xmlns:m="http://schemas.openxmlformats.org/officeDocument/2006/math" xmlns:v="urn:schemas-microsoft-com:vml" xmlns:wp14="http://schemas.microsoft.com/office/word/2010/wordprocessingDrawing" xmlns:wp="http://schemas.openxmlformats.org/drawingml/2006/wordprocessingDrawing" xmlns:w10="urn:schemas-microsoft-com:office:word" xmlns:w="http://schemas.openxmlformats.org/wordprocessingml/2006/main" xmlns:w14="http://schemas.microsoft.com/office/word/2010/wordml" xmlns:w15="http://schemas.microsoft.com/office/word/2012/wordml" xmlns:w16cex="http://schemas.microsoft.com/office/word/2018/wordml/cex" xmlns:w16cid="http://schemas.microsoft.com/office/word/2016/wordml/cid" xmlns:w16="http://schemas.microsoft.com/office/word/2018/wordml" xmlns:w16du="http://schemas.microsoft.com/office/word/2023/wordml/word16du" xmlns:w16sdtdh="http://schemas.microsoft.com/office/word/2020/wordml/sdtdatahash" xmlns:w16sdtfl="http://schemas.microsoft.com/office/word/2024/wordml/sdtformatlock" xmlns:w16se="http://schemas.microsoft.com/office/word/2015/wordml/symex" xmlns:wpg="http://schemas.microsoft.com/office/word/2010/wordprocessingGroup" xmlns:wpi="http://schemas.microsoft.com/office/word/2010/wordprocessingInk" xmlns:wne="http://schemas.microsoft.com/office/word/2006/wordml" xmlns:wps="http://schemas.microsoft.com/office/word/2010/wordprocessingShape" mc:Ignorable="w14 w15 w16se w16cid w16 w16cex w16sdtdh w16sdtfl w16du wp14">
   <w:p>
     <w:pPr>
-      <w:pStyle w:val="Piedepgina"/>
+      <w:pStyle w:val="Footer"/>
     </w:pPr>
   </w:p>
 </w:ftr>
@@ -5463,7 +5686,7 @@
 <w:ftr xmlns:wpc="http://schemas.microsoft.com/office/word/2010/wordprocessingCanvas" xmlns:cx="http://schemas.microsoft.com/office/drawing/2014/chartex" xmlns:cx1="http://schemas.microsoft.com/office/drawing/2015/9/8/chartex" xmlns:cx2="http://schemas.microsoft.com/office/drawing/2015/10/21/chartex" xmlns:cx3="http://schemas.microsoft.com/office/drawing/2016/5/9/chartex" xmlns:cx4="http://schemas.microsoft.com/office/drawing/2016/5/10/chartex" xmlns:cx5="http://schemas.microsoft.com/office/drawing/2016/5/11/chartex" xmlns:cx6="http://schemas.microsoft.com/office/drawing/2016/5/12/chartex" xmlns:cx7="http://schemas.microsoft.com/office/drawing/2016/5/13/chartex" xmlns:cx8="http://schemas.microsoft.com/office/drawing/2016/5/14/chartex" xmlns:mc="http://schemas.openxmlformats.org/markup-compatibility/2006" xmlns:aink="http://schemas.microsoft.com/office/drawing/2016/ink" xmlns:am3d="http://schemas.microsoft.com/office/drawing/2017/model3d" xmlns:o="urn:schemas-microsoft-com:office:office" xmlns:oel="http://schemas.microsoft.com/office/2019/extlst" xmlns:r="http://schemas.openxmlformats.org/officeDocument/2006/relationships" xmlns:m="http://schemas.openxmlformats.org/officeDocument/2006/math" xmlns:v="urn:schemas-microsoft-com:vml" xmlns:wp14="http://schemas.microsoft.com/office/word/2010/wordprocessingDrawing" xmlns:wp="http://schemas.openxmlformats.org/drawingml/2006/wordprocessingDrawing" xmlns:w10="urn:schemas-microsoft-com:office:word" xmlns:w="http://schemas.openxmlformats.org/wordprocessingml/2006/main" xmlns:w14="http://schemas.microsoft.com/office/word/2010/wordml" xmlns:w15="http://schemas.microsoft.com/office/word/2012/wordml" xmlns:w16cex="http://schemas.microsoft.com/office/word/2018/wordml/cex" xmlns:w16cid="http://schemas.microsoft.com/office/word/2016/wordml/cid" xmlns:w16="http://schemas.microsoft.com/office/word/2018/wordml" xmlns:w16du="http://schemas.microsoft.com/office/word/2023/wordml/word16du" xmlns:w16sdtdh="http://schemas.microsoft.com/office/word/2020/wordml/sdtdatahash" xmlns:w16sdtfl="http://schemas.microsoft.com/office/word/2024/wordml/sdtformatlock" xmlns:w16se="http://schemas.microsoft.com/office/word/2015/wordml/symex" xmlns:wpg="http://schemas.microsoft.com/office/word/2010/wordprocessingGroup" xmlns:wpi="http://schemas.microsoft.com/office/word/2010/wordprocessingInk" xmlns:wne="http://schemas.microsoft.com/office/word/2006/wordml" xmlns:wps="http://schemas.microsoft.com/office/word/2010/wordprocessingShape" mc:Ignorable="w14 w15 w16se w16cid w16 w16cex w16sdtdh w16sdtfl w16du wp14">
   <w:p>
     <w:pPr>
-      <w:pStyle w:val="Piedepgina"/>
+      <w:pStyle w:val="Footer"/>
     </w:pPr>
   </w:p>
 </w:ftr>
@@ -5597,31 +5820,31 @@
           </w:r>
           <w:r>
             <w:rPr>
-              <w:rStyle w:val="Nmerodepgina"/>
+              <w:rStyle w:val="PageNumber"/>
             </w:rPr>
             <w:fldChar w:fldCharType="begin"/>
           </w:r>
           <w:r>
             <w:rPr>
-              <w:rStyle w:val="Nmerodepgina"/>
+              <w:rStyle w:val="PageNumber"/>
             </w:rPr>
             <w:instrText xml:space="preserve">page </w:instrText>
           </w:r>
           <w:r>
             <w:rPr>
-              <w:rStyle w:val="Nmerodepgina"/>
+              <w:rStyle w:val="PageNumber"/>
             </w:rPr>
             <w:fldChar w:fldCharType="separate"/>
           </w:r>
           <w:r>
             <w:rPr>
-              <w:rStyle w:val="Nmerodepgina"/>
+              <w:rStyle w:val="PageNumber"/>
             </w:rPr>
             <w:t>4</w:t>
           </w:r>
           <w:r>
             <w:rPr>
-              <w:rStyle w:val="Nmerodepgina"/>
+              <w:rStyle w:val="PageNumber"/>
             </w:rPr>
             <w:fldChar w:fldCharType="end"/>
           </w:r>
@@ -5631,7 +5854,7 @@
   </w:tbl>
   <w:p>
     <w:pPr>
-      <w:pStyle w:val="Piedepgina"/>
+      <w:pStyle w:val="Footer"/>
     </w:pPr>
   </w:p>
 </w:ftr>
@@ -5666,7 +5889,7 @@
 <w:hdr xmlns:wpc="http://schemas.microsoft.com/office/word/2010/wordprocessingCanvas" xmlns:cx="http://schemas.microsoft.com/office/drawing/2014/chartex" xmlns:cx1="http://schemas.microsoft.com/office/drawing/2015/9/8/chartex" xmlns:cx2="http://schemas.microsoft.com/office/drawing/2015/10/21/chartex" xmlns:cx3="http://schemas.microsoft.com/office/drawing/2016/5/9/chartex" xmlns:cx4="http://schemas.microsoft.com/office/drawing/2016/5/10/chartex" xmlns:cx5="http://schemas.microsoft.com/office/drawing/2016/5/11/chartex" xmlns:cx6="http://schemas.microsoft.com/office/drawing/2016/5/12/chartex" xmlns:cx7="http://schemas.microsoft.com/office/drawing/2016/5/13/chartex" xmlns:cx8="http://schemas.microsoft.com/office/drawing/2016/5/14/chartex" xmlns:mc="http://schemas.openxmlformats.org/markup-compatibility/2006" xmlns:aink="http://schemas.microsoft.com/office/drawing/2016/ink" xmlns:am3d="http://schemas.microsoft.com/office/drawing/2017/model3d" xmlns:o="urn:schemas-microsoft-com:office:office" xmlns:oel="http://schemas.microsoft.com/office/2019/extlst" xmlns:r="http://schemas.openxmlformats.org/officeDocument/2006/relationships" xmlns:m="http://schemas.openxmlformats.org/officeDocument/2006/math" xmlns:v="urn:schemas-microsoft-com:vml" xmlns:wp14="http://schemas.microsoft.com/office/word/2010/wordprocessingDrawing" xmlns:wp="http://schemas.openxmlformats.org/drawingml/2006/wordprocessingDrawing" xmlns:w10="urn:schemas-microsoft-com:office:word" xmlns:w="http://schemas.openxmlformats.org/wordprocessingml/2006/main" xmlns:w14="http://schemas.microsoft.com/office/word/2010/wordml" xmlns:w15="http://schemas.microsoft.com/office/word/2012/wordml" xmlns:w16cex="http://schemas.microsoft.com/office/word/2018/wordml/cex" xmlns:w16cid="http://schemas.microsoft.com/office/word/2016/wordml/cid" xmlns:w16="http://schemas.microsoft.com/office/word/2018/wordml" xmlns:w16du="http://schemas.microsoft.com/office/word/2023/wordml/word16du" xmlns:w16sdtdh="http://schemas.microsoft.com/office/word/2020/wordml/sdtdatahash" xmlns:w16sdtfl="http://schemas.microsoft.com/office/word/2024/wordml/sdtformatlock" xmlns:w16se="http://schemas.microsoft.com/office/word/2015/wordml/symex" xmlns:wpg="http://schemas.microsoft.com/office/word/2010/wordprocessingGroup" xmlns:wpi="http://schemas.microsoft.com/office/word/2010/wordprocessingInk" xmlns:wne="http://schemas.microsoft.com/office/word/2006/wordml" xmlns:wps="http://schemas.microsoft.com/office/word/2010/wordprocessingShape" mc:Ignorable="w14 w15 w16se w16cid w16 w16cex w16sdtdh w16sdtfl w16du wp14">
   <w:p>
     <w:pPr>
-      <w:pStyle w:val="Encabezado"/>
+      <w:pStyle w:val="Header"/>
     </w:pPr>
   </w:p>
 </w:hdr>
@@ -5728,7 +5951,7 @@
   </w:p>
   <w:p>
     <w:pPr>
-      <w:pStyle w:val="Encabezado"/>
+      <w:pStyle w:val="Header"/>
       <w:rPr>
         <w:lang w:val="es-ES"/>
       </w:rPr>
@@ -5741,7 +5964,7 @@
 <w:hdr xmlns:wpc="http://schemas.microsoft.com/office/word/2010/wordprocessingCanvas" xmlns:cx="http://schemas.microsoft.com/office/drawing/2014/chartex" xmlns:cx1="http://schemas.microsoft.com/office/drawing/2015/9/8/chartex" xmlns:cx2="http://schemas.microsoft.com/office/drawing/2015/10/21/chartex" xmlns:cx3="http://schemas.microsoft.com/office/drawing/2016/5/9/chartex" xmlns:cx4="http://schemas.microsoft.com/office/drawing/2016/5/10/chartex" xmlns:cx5="http://schemas.microsoft.com/office/drawing/2016/5/11/chartex" xmlns:cx6="http://schemas.microsoft.com/office/drawing/2016/5/12/chartex" xmlns:cx7="http://schemas.microsoft.com/office/drawing/2016/5/13/chartex" xmlns:cx8="http://schemas.microsoft.com/office/drawing/2016/5/14/chartex" xmlns:mc="http://schemas.openxmlformats.org/markup-compatibility/2006" xmlns:aink="http://schemas.microsoft.com/office/drawing/2016/ink" xmlns:am3d="http://schemas.microsoft.com/office/drawing/2017/model3d" xmlns:o="urn:schemas-microsoft-com:office:office" xmlns:oel="http://schemas.microsoft.com/office/2019/extlst" xmlns:r="http://schemas.openxmlformats.org/officeDocument/2006/relationships" xmlns:m="http://schemas.openxmlformats.org/officeDocument/2006/math" xmlns:v="urn:schemas-microsoft-com:vml" xmlns:wp14="http://schemas.microsoft.com/office/word/2010/wordprocessingDrawing" xmlns:wp="http://schemas.openxmlformats.org/drawingml/2006/wordprocessingDrawing" xmlns:w10="urn:schemas-microsoft-com:office:word" xmlns:w="http://schemas.openxmlformats.org/wordprocessingml/2006/main" xmlns:w14="http://schemas.microsoft.com/office/word/2010/wordml" xmlns:w15="http://schemas.microsoft.com/office/word/2012/wordml" xmlns:w16cex="http://schemas.microsoft.com/office/word/2018/wordml/cex" xmlns:w16cid="http://schemas.microsoft.com/office/word/2016/wordml/cid" xmlns:w16="http://schemas.microsoft.com/office/word/2018/wordml" xmlns:w16du="http://schemas.microsoft.com/office/word/2023/wordml/word16du" xmlns:w16sdtdh="http://schemas.microsoft.com/office/word/2020/wordml/sdtdatahash" xmlns:w16sdtfl="http://schemas.microsoft.com/office/word/2024/wordml/sdtformatlock" xmlns:w16se="http://schemas.microsoft.com/office/word/2015/wordml/symex" xmlns:wpg="http://schemas.microsoft.com/office/word/2010/wordprocessingGroup" xmlns:wpi="http://schemas.microsoft.com/office/word/2010/wordprocessingInk" xmlns:wne="http://schemas.microsoft.com/office/word/2006/wordml" xmlns:wps="http://schemas.microsoft.com/office/word/2010/wordprocessingShape" mc:Ignorable="w14 w15 w16se w16cid w16 w16cex w16sdtdh w16sdtfl w16du wp14">
   <w:p>
     <w:pPr>
-      <w:pStyle w:val="Encabezado"/>
+      <w:pStyle w:val="Header"/>
     </w:pPr>
   </w:p>
 </w:hdr>
@@ -5811,7 +6034,13 @@
             <w:rPr>
               <w:lang w:val="es-ES"/>
             </w:rPr>
-            <w:t xml:space="preserve">  Versión:           0.2.1</w:t>
+            <w:t xml:space="preserve">  Versión:           0.</w:t>
+          </w:r>
+          <w:r>
+            <w:rPr>
+              <w:lang w:val="es-ES"/>
+            </w:rPr>
+            <w:t>3</w:t>
           </w:r>
         </w:p>
       </w:tc>
@@ -5861,19 +6090,31 @@
             <w:rPr>
               <w:lang w:val="es-ES"/>
             </w:rPr>
-            <w:t xml:space="preserve">  Fecha:              1</w:t>
+            <w:t xml:space="preserve">  Fecha:              </w:t>
           </w:r>
           <w:r>
             <w:rPr>
               <w:lang w:val="es-ES"/>
             </w:rPr>
-            <w:t>3</w:t>
+            <w:t>09</w:t>
           </w:r>
           <w:r>
             <w:rPr>
               <w:lang w:val="es-ES"/>
             </w:rPr>
-            <w:t>/05/2025</w:t>
+            <w:t>/0</w:t>
+          </w:r>
+          <w:r>
+            <w:rPr>
+              <w:lang w:val="es-ES"/>
+            </w:rPr>
+            <w:t>6</w:t>
+          </w:r>
+          <w:r>
+            <w:rPr>
+              <w:lang w:val="es-ES"/>
+            </w:rPr>
+            <w:t>/2025</w:t>
           </w:r>
         </w:p>
       </w:tc>
@@ -5920,7 +6161,7 @@
   </w:tbl>
   <w:p>
     <w:pPr>
-      <w:pStyle w:val="Encabezado"/>
+      <w:pStyle w:val="Header"/>
       <w:rPr>
         <w:lang w:val="es-PE"/>
       </w:rPr>
@@ -5950,7 +6191,7 @@
     <w:lvl w:ilvl="0">
       <w:start w:val="1"/>
       <w:numFmt w:val="decimal"/>
-      <w:pStyle w:val="Ttulo1"/>
+      <w:pStyle w:val="Heading1"/>
       <w:lvlText w:val="%1."/>
       <w:legacy w:legacy="1" w:legacySpace="144" w:legacyIndent="0"/>
       <w:lvlJc w:val="left"/>
@@ -5961,7 +6202,7 @@
     <w:lvl w:ilvl="1">
       <w:start w:val="1"/>
       <w:numFmt w:val="decimal"/>
-      <w:pStyle w:val="Ttulo2"/>
+      <w:pStyle w:val="Heading2"/>
       <w:lvlText w:val="%1.%2"/>
       <w:legacy w:legacy="1" w:legacySpace="144" w:legacyIndent="0"/>
       <w:lvlJc w:val="left"/>
@@ -5969,7 +6210,7 @@
     <w:lvl w:ilvl="2">
       <w:start w:val="1"/>
       <w:numFmt w:val="decimal"/>
-      <w:pStyle w:val="Ttulo3"/>
+      <w:pStyle w:val="Heading3"/>
       <w:lvlText w:val="%1.%2.%3"/>
       <w:legacy w:legacy="1" w:legacySpace="144" w:legacyIndent="0"/>
       <w:lvlJc w:val="left"/>
@@ -5977,7 +6218,7 @@
     <w:lvl w:ilvl="3">
       <w:start w:val="1"/>
       <w:numFmt w:val="decimal"/>
-      <w:pStyle w:val="Ttulo4"/>
+      <w:pStyle w:val="Heading4"/>
       <w:lvlText w:val="%1.%2.%3.%4"/>
       <w:legacy w:legacy="1" w:legacySpace="144" w:legacyIndent="0"/>
       <w:lvlJc w:val="left"/>
@@ -5985,7 +6226,7 @@
     <w:lvl w:ilvl="4">
       <w:start w:val="1"/>
       <w:numFmt w:val="decimal"/>
-      <w:pStyle w:val="Ttulo5"/>
+      <w:pStyle w:val="Heading5"/>
       <w:lvlText w:val="%1.%2.%3.%4.%5"/>
       <w:legacy w:legacy="1" w:legacySpace="144" w:legacyIndent="0"/>
       <w:lvlJc w:val="left"/>
@@ -5993,7 +6234,7 @@
     <w:lvl w:ilvl="5">
       <w:start w:val="1"/>
       <w:numFmt w:val="decimal"/>
-      <w:pStyle w:val="Ttulo6"/>
+      <w:pStyle w:val="Heading6"/>
       <w:lvlText w:val="%1.%2.%3.%4.%5.%6"/>
       <w:legacy w:legacy="1" w:legacySpace="144" w:legacyIndent="0"/>
       <w:lvlJc w:val="left"/>
@@ -6001,7 +6242,7 @@
     <w:lvl w:ilvl="6">
       <w:start w:val="1"/>
       <w:numFmt w:val="decimal"/>
-      <w:pStyle w:val="Ttulo7"/>
+      <w:pStyle w:val="Heading7"/>
       <w:lvlText w:val="%1.%2.%3.%4.%5.%6.%7"/>
       <w:legacy w:legacy="1" w:legacySpace="144" w:legacyIndent="0"/>
       <w:lvlJc w:val="left"/>
@@ -6009,7 +6250,7 @@
     <w:lvl w:ilvl="7">
       <w:start w:val="1"/>
       <w:numFmt w:val="decimal"/>
-      <w:pStyle w:val="Ttulo8"/>
+      <w:pStyle w:val="Heading8"/>
       <w:lvlText w:val="%1.%2.%3.%4.%5.%6.%7.%8"/>
       <w:legacy w:legacy="1" w:legacySpace="144" w:legacyIndent="0"/>
       <w:lvlJc w:val="left"/>
@@ -6017,7 +6258,7 @@
     <w:lvl w:ilvl="8">
       <w:start w:val="1"/>
       <w:numFmt w:val="decimal"/>
-      <w:pStyle w:val="Ttulo9"/>
+      <w:pStyle w:val="Heading9"/>
       <w:lvlText w:val="%1.%2.%3.%4.%5.%6.%7.%8.%9"/>
       <w:legacy w:legacy="1" w:legacySpace="144" w:legacyIndent="0"/>
       <w:lvlJc w:val="left"/>
@@ -6601,7 +6842,7 @@
       <w:lang w:val="en-US" w:eastAsia="en-US"/>
     </w:rPr>
   </w:style>
-  <w:style w:type="paragraph" w:styleId="Ttulo1">
+  <w:style w:type="paragraph" w:styleId="Heading1">
     <w:name w:val="heading 1"/>
     <w:basedOn w:val="Normal"/>
     <w:next w:val="Normal"/>
@@ -6621,11 +6862,11 @@
       <w:sz w:val="24"/>
     </w:rPr>
   </w:style>
-  <w:style w:type="paragraph" w:styleId="Ttulo2">
+  <w:style w:type="paragraph" w:styleId="Heading2">
     <w:name w:val="heading 2"/>
-    <w:basedOn w:val="Ttulo1"/>
+    <w:basedOn w:val="Heading1"/>
     <w:next w:val="Normal"/>
-    <w:link w:val="Ttulo2Car"/>
+    <w:link w:val="Heading2Char"/>
     <w:qFormat/>
     <w:pPr>
       <w:numPr>
@@ -6637,9 +6878,9 @@
       <w:sz w:val="20"/>
     </w:rPr>
   </w:style>
-  <w:style w:type="paragraph" w:styleId="Ttulo3">
+  <w:style w:type="paragraph" w:styleId="Heading3">
     <w:name w:val="heading 3"/>
-    <w:basedOn w:val="Ttulo1"/>
+    <w:basedOn w:val="Heading1"/>
     <w:next w:val="Normal"/>
     <w:qFormat/>
     <w:pPr>
@@ -6654,9 +6895,9 @@
       <w:sz w:val="20"/>
     </w:rPr>
   </w:style>
-  <w:style w:type="paragraph" w:styleId="Ttulo4">
+  <w:style w:type="paragraph" w:styleId="Heading4">
     <w:name w:val="heading 4"/>
-    <w:basedOn w:val="Ttulo1"/>
+    <w:basedOn w:val="Heading1"/>
     <w:next w:val="Normal"/>
     <w:qFormat/>
     <w:pPr>
@@ -6670,7 +6911,7 @@
       <w:sz w:val="20"/>
     </w:rPr>
   </w:style>
-  <w:style w:type="paragraph" w:styleId="Ttulo5">
+  <w:style w:type="paragraph" w:styleId="Heading5">
     <w:name w:val="heading 5"/>
     <w:basedOn w:val="Normal"/>
     <w:next w:val="Normal"/>
@@ -6688,7 +6929,7 @@
       <w:sz w:val="22"/>
     </w:rPr>
   </w:style>
-  <w:style w:type="paragraph" w:styleId="Ttulo6">
+  <w:style w:type="paragraph" w:styleId="Heading6">
     <w:name w:val="heading 6"/>
     <w:basedOn w:val="Normal"/>
     <w:next w:val="Normal"/>
@@ -6707,7 +6948,7 @@
       <w:sz w:val="22"/>
     </w:rPr>
   </w:style>
-  <w:style w:type="paragraph" w:styleId="Ttulo7">
+  <w:style w:type="paragraph" w:styleId="Heading7">
     <w:name w:val="heading 7"/>
     <w:basedOn w:val="Normal"/>
     <w:next w:val="Normal"/>
@@ -6722,7 +6963,7 @@
       <w:outlineLvl w:val="6"/>
     </w:pPr>
   </w:style>
-  <w:style w:type="paragraph" w:styleId="Ttulo8">
+  <w:style w:type="paragraph" w:styleId="Heading8">
     <w:name w:val="heading 8"/>
     <w:basedOn w:val="Normal"/>
     <w:next w:val="Normal"/>
@@ -6740,7 +6981,7 @@
       <w:i/>
     </w:rPr>
   </w:style>
-  <w:style w:type="paragraph" w:styleId="Ttulo9">
+  <w:style w:type="paragraph" w:styleId="Heading9">
     <w:name w:val="heading 9"/>
     <w:basedOn w:val="Normal"/>
     <w:next w:val="Normal"/>
@@ -6760,13 +7001,13 @@
       <w:sz w:val="18"/>
     </w:rPr>
   </w:style>
-  <w:style w:type="character" w:default="1" w:styleId="Fuentedeprrafopredeter">
+  <w:style w:type="character" w:default="1" w:styleId="DefaultParagraphFont">
     <w:name w:val="Default Paragraph Font"/>
     <w:uiPriority w:val="1"/>
     <w:semiHidden/>
     <w:unhideWhenUsed/>
   </w:style>
-  <w:style w:type="table" w:default="1" w:styleId="Tablanormal">
+  <w:style w:type="table" w:default="1" w:styleId="TableNormal">
     <w:name w:val="Normal Table"/>
     <w:uiPriority w:val="99"/>
     <w:semiHidden/>
@@ -6781,15 +7022,15 @@
       </w:tblCellMar>
     </w:tblPr>
   </w:style>
-  <w:style w:type="numbering" w:default="1" w:styleId="Sinlista">
+  <w:style w:type="numbering" w:default="1" w:styleId="NoList">
     <w:name w:val="No List"/>
     <w:uiPriority w:val="99"/>
     <w:semiHidden/>
     <w:unhideWhenUsed/>
   </w:style>
-  <w:style w:type="character" w:styleId="CdigoHTML">
+  <w:style w:type="character" w:styleId="HTMLCode">
     <w:name w:val="HTML Code"/>
-    <w:basedOn w:val="Fuentedeprrafopredeter"/>
+    <w:basedOn w:val="DefaultParagraphFont"/>
     <w:uiPriority w:val="99"/>
     <w:semiHidden/>
     <w:unhideWhenUsed/>
@@ -6799,7 +7040,7 @@
       <w:szCs w:val="20"/>
     </w:rPr>
   </w:style>
-  <w:style w:type="character" w:styleId="Refdenotaalpie">
+  <w:style w:type="character" w:styleId="FootnoteReference">
     <w:name w:val="footnote reference"/>
     <w:semiHidden/>
     <w:rPr>
@@ -6807,7 +7048,7 @@
       <w:vertAlign w:val="superscript"/>
     </w:rPr>
   </w:style>
-  <w:style w:type="character" w:styleId="Hipervnculo">
+  <w:style w:type="character" w:styleId="Hyperlink">
     <w:name w:val="Hyperlink"/>
     <w:semiHidden/>
     <w:qFormat/>
@@ -6816,7 +7057,7 @@
       <w:u w:val="single"/>
     </w:rPr>
   </w:style>
-  <w:style w:type="character" w:styleId="Hipervnculovisitado">
+  <w:style w:type="character" w:styleId="FollowedHyperlink">
     <w:name w:val="FollowedHyperlink"/>
     <w:semiHidden/>
     <w:rPr>
@@ -6824,15 +7065,15 @@
       <w:u w:val="single"/>
     </w:rPr>
   </w:style>
-  <w:style w:type="character" w:styleId="Nmerodepgina">
+  <w:style w:type="character" w:styleId="PageNumber">
     <w:name w:val="page number"/>
-    <w:basedOn w:val="Fuentedeprrafopredeter"/>
+    <w:basedOn w:val="DefaultParagraphFont"/>
     <w:semiHidden/>
     <w:qFormat/>
   </w:style>
-  <w:style w:type="character" w:styleId="Textoennegrita">
+  <w:style w:type="character" w:styleId="Strong">
     <w:name w:val="Strong"/>
-    <w:basedOn w:val="Fuentedeprrafopredeter"/>
+    <w:basedOn w:val="DefaultParagraphFont"/>
     <w:uiPriority w:val="22"/>
     <w:qFormat/>
     <w:rPr>
@@ -6840,7 +7081,7 @@
       <w:bCs/>
     </w:rPr>
   </w:style>
-  <w:style w:type="paragraph" w:styleId="TDC3">
+  <w:style w:type="paragraph" w:styleId="TOC3">
     <w:name w:val="toc 3"/>
     <w:basedOn w:val="Normal"/>
     <w:next w:val="Normal"/>
@@ -6854,7 +7095,7 @@
       <w:ind w:left="864"/>
     </w:pPr>
   </w:style>
-  <w:style w:type="paragraph" w:styleId="Textonotapie">
+  <w:style w:type="paragraph" w:styleId="FootnoteText">
     <w:name w:val="footnote text"/>
     <w:basedOn w:val="Normal"/>
     <w:semiHidden/>
@@ -6872,7 +7113,7 @@
       <w:sz w:val="16"/>
     </w:rPr>
   </w:style>
-  <w:style w:type="paragraph" w:styleId="TDC9">
+  <w:style w:type="paragraph" w:styleId="TOC9">
     <w:name w:val="toc 9"/>
     <w:basedOn w:val="Normal"/>
     <w:next w:val="Normal"/>
@@ -6881,7 +7122,7 @@
       <w:ind w:left="1600"/>
     </w:pPr>
   </w:style>
-  <w:style w:type="paragraph" w:styleId="TDC7">
+  <w:style w:type="paragraph" w:styleId="TOC7">
     <w:name w:val="toc 7"/>
     <w:basedOn w:val="Normal"/>
     <w:next w:val="Normal"/>
@@ -6890,7 +7131,7 @@
       <w:ind w:left="1200"/>
     </w:pPr>
   </w:style>
-  <w:style w:type="paragraph" w:styleId="TDC1">
+  <w:style w:type="paragraph" w:styleId="TOC1">
     <w:name w:val="toc 1"/>
     <w:basedOn w:val="Normal"/>
     <w:next w:val="Normal"/>
@@ -6904,7 +7145,7 @@
       <w:ind w:right="720"/>
     </w:pPr>
   </w:style>
-  <w:style w:type="paragraph" w:styleId="Mapadeldocumento">
+  <w:style w:type="paragraph" w:styleId="DocumentMap">
     <w:name w:val="Document Map"/>
     <w:basedOn w:val="Normal"/>
     <w:semiHidden/>
@@ -6915,7 +7156,7 @@
       <w:rFonts w:ascii="Tahoma" w:hAnsi="Tahoma"/>
     </w:rPr>
   </w:style>
-  <w:style w:type="paragraph" w:styleId="TDC8">
+  <w:style w:type="paragraph" w:styleId="TOC8">
     <w:name w:val="toc 8"/>
     <w:basedOn w:val="Normal"/>
     <w:next w:val="Normal"/>
@@ -6924,7 +7165,7 @@
       <w:ind w:left="1400"/>
     </w:pPr>
   </w:style>
-  <w:style w:type="paragraph" w:styleId="TDC2">
+  <w:style w:type="paragraph" w:styleId="TOC2">
     <w:name w:val="toc 2"/>
     <w:basedOn w:val="Normal"/>
     <w:next w:val="Normal"/>
@@ -6937,10 +7178,10 @@
       <w:ind w:left="432" w:right="720"/>
     </w:pPr>
   </w:style>
-  <w:style w:type="paragraph" w:styleId="Textodeglobo">
+  <w:style w:type="paragraph" w:styleId="BalloonText">
     <w:name w:val="Balloon Text"/>
     <w:basedOn w:val="Normal"/>
-    <w:link w:val="TextodegloboCar"/>
+    <w:link w:val="BalloonTextChar"/>
     <w:uiPriority w:val="99"/>
     <w:semiHidden/>
     <w:unhideWhenUsed/>
@@ -6953,7 +7194,7 @@
       <w:szCs w:val="16"/>
     </w:rPr>
   </w:style>
-  <w:style w:type="paragraph" w:styleId="TDC6">
+  <w:style w:type="paragraph" w:styleId="TOC6">
     <w:name w:val="toc 6"/>
     <w:basedOn w:val="Normal"/>
     <w:next w:val="Normal"/>
@@ -6962,7 +7203,7 @@
       <w:ind w:left="1000"/>
     </w:pPr>
   </w:style>
-  <w:style w:type="paragraph" w:styleId="TDC5">
+  <w:style w:type="paragraph" w:styleId="TOC5">
     <w:name w:val="toc 5"/>
     <w:basedOn w:val="Normal"/>
     <w:next w:val="Normal"/>
@@ -6972,7 +7213,7 @@
       <w:ind w:left="800"/>
     </w:pPr>
   </w:style>
-  <w:style w:type="paragraph" w:styleId="TDC4">
+  <w:style w:type="paragraph" w:styleId="TOC4">
     <w:name w:val="toc 4"/>
     <w:basedOn w:val="Normal"/>
     <w:next w:val="Normal"/>
@@ -6981,7 +7222,7 @@
       <w:ind w:left="600"/>
     </w:pPr>
   </w:style>
-  <w:style w:type="paragraph" w:styleId="Textoindependiente2">
+  <w:style w:type="paragraph" w:styleId="BodyText2">
     <w:name w:val="Body Text 2"/>
     <w:basedOn w:val="Normal"/>
     <w:semiHidden/>
@@ -6990,7 +7231,7 @@
       <w:color w:val="0000FF"/>
     </w:rPr>
   </w:style>
-  <w:style w:type="paragraph" w:styleId="Encabezado">
+  <w:style w:type="paragraph" w:styleId="Header">
     <w:name w:val="header"/>
     <w:basedOn w:val="Normal"/>
     <w:semiHidden/>
@@ -7002,7 +7243,7 @@
       </w:tabs>
     </w:pPr>
   </w:style>
-  <w:style w:type="paragraph" w:styleId="Sangradetextonormal">
+  <w:style w:type="paragraph" w:styleId="BodyTextIndent">
     <w:name w:val="Body Text Indent"/>
     <w:basedOn w:val="Normal"/>
     <w:semiHidden/>
@@ -7029,7 +7270,7 @@
       <w:szCs w:val="24"/>
     </w:rPr>
   </w:style>
-  <w:style w:type="paragraph" w:styleId="Piedepgina">
+  <w:style w:type="paragraph" w:styleId="Footer">
     <w:name w:val="footer"/>
     <w:basedOn w:val="Normal"/>
     <w:semiHidden/>
@@ -7040,7 +7281,7 @@
       </w:tabs>
     </w:pPr>
   </w:style>
-  <w:style w:type="paragraph" w:styleId="Sangranormal">
+  <w:style w:type="paragraph" w:styleId="NormalIndent">
     <w:name w:val="Normal Indent"/>
     <w:basedOn w:val="Normal"/>
     <w:semiHidden/>
@@ -7049,7 +7290,7 @@
       <w:ind w:left="900" w:hanging="900"/>
     </w:pPr>
   </w:style>
-  <w:style w:type="paragraph" w:styleId="Subttulo">
+  <w:style w:type="paragraph" w:styleId="Subtitle">
     <w:name w:val="Subtitle"/>
     <w:basedOn w:val="Normal"/>
     <w:qFormat/>
@@ -7064,10 +7305,10 @@
       <w:lang w:val="en-AU"/>
     </w:rPr>
   </w:style>
-  <w:style w:type="paragraph" w:styleId="Textoindependiente">
+  <w:style w:type="paragraph" w:styleId="BodyText">
     <w:name w:val="Body Text"/>
     <w:basedOn w:val="Normal"/>
-    <w:link w:val="TextoindependienteCar"/>
+    <w:link w:val="BodyTextChar"/>
     <w:semiHidden/>
     <w:qFormat/>
     <w:pPr>
@@ -7076,7 +7317,7 @@
       <w:ind w:left="720"/>
     </w:pPr>
   </w:style>
-  <w:style w:type="paragraph" w:styleId="Ttulo">
+  <w:style w:type="paragraph" w:styleId="Title">
     <w:name w:val="Title"/>
     <w:basedOn w:val="Normal"/>
     <w:next w:val="Normal"/>
@@ -7207,7 +7448,7 @@
   <w:style w:type="paragraph" w:customStyle="1" w:styleId="InfoBlue">
     <w:name w:val="InfoBlue"/>
     <w:basedOn w:val="Normal"/>
-    <w:next w:val="Textoindependiente"/>
+    <w:next w:val="BodyText"/>
     <w:pPr>
       <w:spacing w:after="120"/>
       <w:ind w:left="720"/>
@@ -7219,9 +7460,9 @@
       <w:lang w:val="es-ES"/>
     </w:rPr>
   </w:style>
-  <w:style w:type="character" w:customStyle="1" w:styleId="TextodegloboCar">
-    <w:name w:val="Texto de globo Car"/>
-    <w:link w:val="Textodeglobo"/>
+  <w:style w:type="character" w:customStyle="1" w:styleId="BalloonTextChar">
+    <w:name w:val="Balloon Text Char"/>
+    <w:link w:val="BalloonText"/>
     <w:uiPriority w:val="99"/>
     <w:semiHidden/>
     <w:rPr>
@@ -7231,18 +7472,18 @@
       <w:lang w:val="en-US" w:eastAsia="en-US"/>
     </w:rPr>
   </w:style>
-  <w:style w:type="character" w:customStyle="1" w:styleId="Ttulo2Car">
-    <w:name w:val="Título 2 Car"/>
-    <w:link w:val="Ttulo2"/>
+  <w:style w:type="character" w:customStyle="1" w:styleId="Heading2Char">
+    <w:name w:val="Heading 2 Char"/>
+    <w:link w:val="Heading2"/>
     <w:rPr>
       <w:rFonts w:ascii="Arial" w:hAnsi="Arial"/>
       <w:b/>
       <w:lang w:val="en-US" w:eastAsia="en-US"/>
     </w:rPr>
   </w:style>
-  <w:style w:type="character" w:customStyle="1" w:styleId="TextoindependienteCar">
-    <w:name w:val="Texto independiente Car"/>
-    <w:link w:val="Textoindependiente"/>
+  <w:style w:type="character" w:customStyle="1" w:styleId="BodyTextChar">
+    <w:name w:val="Body Text Char"/>
+    <w:link w:val="BodyText"/>
     <w:semiHidden/>
     <w:rPr>
       <w:lang w:val="en-US" w:eastAsia="en-US"/>
